--- a/testakten/erbrecht-volljaehrigenadoption-unternehmer-erfurt/03b_unternehmenszahlen_steuerberater_2026.docx
+++ b/testakten/erbrecht-volljaehrigenadoption-unternehmer-erfurt/03b_unternehmenszahlen_steuerberater_2026.docx
@@ -748,7 +748,7 @@
         <w:color w:val="5C6569"/>
         <w:sz w:val="14"/>
       </w:rPr>
-      <w:t>Telefon 0361 66340-0 · Telefax 0361 66340-29 · post@steuerkanzlei-hesse.example</w:t>
+      <w:t>Telefon 0361 66340-0 · Telefax 0361 66340-29 · post@steuerkanzlei-hesse.de</w:t>
     </w:r>
   </w:p>
   <w:p>
